--- a/arb/docx/26.content.docx
+++ b/arb/docx/26.content.docx
@@ -178,13 +178,6 @@
         <w:rPr>
           <w:lang w:val="ar_AE" w:bidi="ar_AE"/>
         </w:rPr>
-      </w:r>
-      <w:r>
-        <w:rPr>
-          <w:i/>
-          <w:lang w:val="ar_AE" w:bidi="ar_AE"/>
-        </w:rPr>
-        <w:t>حِزْقِيَال 1:1, حِزْقِيَال 1:1–3, حِزْقِيَال 1:1–27:3, حِزْقِيَال 2:1, حِزْقِيَال 3:1, حِزْقِيَال 4:1, حِزْقِيَال ‏28–4:1, حِزْقِيَال 5:1–9, حِزْقِيَال ‏10:1, حِزْقِيَال 11:1–14, حِزْقِيَال 15:1, حِزْقِيَال 16:1–17, حِزْقِيَال ‏18:1, حِزْقِيَال ‏١٩:١–٢١, حِزْقِيَال 22:1–25, حِزْقِيَال 26:1–27, حِزْقِيَال ‏28:1, حِزْقِيَال 1:2–2, حِزْقِيَال 1:2–10, حِزْقِيَال 3:2, حِزْقِيَال 4:2–5, حِزْقِيَال 6:2, حِزْقِيَال 7:2, حِزْقِيَال 8:2, حِزْقِيَال 9:2–1:3, حِزْقِيَال 2:3–3, حِزْقِيَال 4:3–7, حِزْقِيَال 8:3–9, حِزْقِيَال ‏10:3, حِزْقِيَال ‏11:3, حِزْقِيَال 12:3, حِزْقِيَال 14:3–15, حِزْقِيَال 15:3, حِزْقِيَال 16:3–19, حِزْقِيَال 20:3–21, حِزْقِيَال 22:3–23, حِزْقِيَال 24:3–25, حِزْقِيَال 26:3–27, حِزْقِيَال 1:4–2, حِزْقِيَال 1:4–27:7, حِزْقِيَال 1:4–27:24, حِزْقِيَال 3:4, حِزْقِيَال 4:4–5, حِزْقِيَال 4:4–8, حِزْقِيَال 6:4, حِزْقِيَال 7:4, حِزْقِيَال 9:4–17, حِزْقِيَال 12:4–13, حِزْقِيَال 14:4–15, حِزْقِيَال 1:5–4, حِزْقِيَال 2:5, حِزْقِيَال 3:5–4, حِزْقِيَال 5:5–6, حِزْقِيَال 7:5–13, حِزْقِيَال 10:5, حِزْقِيَال 1:6–3, حِزْقِيَال 1:6–14, حِزْقِيَال 4:6–7, حِزْقِيَال 8:6–10, حِزْقِيَال 11:6, حِزْقِيَال 12:6, حِزْقِيَال 13:6–14, حِزْقِيَال 1:7–2, حِزْقِيَال 1:7–27, حِزْقِيَال 3:7–4, حِزْقِيَال 5:7–9, حِزْقِيَال 10:7, حِزْقِيَال 11:7, حِزْقِيَال 12:7–13, حِزْقِيَال 12:7–27, حِزْقِيَال 14:7, حِزْقِيَال 19:7, حِزْقِيَال 20:7–22, حِزْقِيَال 23:7–27, حِزْقِيَال 1:8, حِزْقِيَال 1:8–18, حِزْقِيَال 1:8–25:11, حِزْقِيَال 2:8–3, حِزْقِيَال 3:8–6, حِزْقِيَال 3:8–16, حِزْقِيَال 7:8–8, حِزْقِيَال 10:8, حِزْقِيَال 11:8, حِزْقِيَال 12:8–13, حِزْقِيَال 14:8–15, حِزْقِيَال 16:8, حِزْقِيَال 17:8–18, حِزْقِيَال 1:9–2, حِزْقِيَال 3:9, حِزْقِيَال 4:9–6, حِزْقِيَال 7:9, حِزْقِيَال 8:9, حِزْقِيَال 9:9–10, حِزْقِيَال 11:9, حِزْقِيَال 1:10–2, حِزْقِيَال 1:10–22, حِزْقِيَال 3:10–22, حِزْقِيَال 12:10, حِزْقِيَال 19:10–22, حِزْقِيَال 1:11–11, حِزْقِيَال 8:11–10, حِزْقِيَال 13:11, حِزْقِيَال 15:11–16, حِزْقِيَال 17:11, حِزْقِيَال 19:11, حِزْقِيَال 20:11, حِزْقِيَال 21:11, حِزْقِيَال 22:11–23, حِزْقِيَال 1:12–2, حِزْقِيَال 1:12–27:24, حِزْقِيَال 5:12–7, حِزْقِيَال 12:12–13, حِزْقِيَال 16:12, حِزْقِيَال 17:12–20, حِزْقِيَال 21:12–11:14, حِزْقِيَال 22:12, حِزْقِيَال 23:12–25, حِزْقِيَال 26:12–28, حِزْقِيَال 1:13–3, حِزْقِيَال 4:13–5, حِزْقِيَال 6:13–7, حِزْقِيَال 8:13–9, حِزْقِيَال 10:13–16, حِزْقِيَال 17:13–19, حِزْقِيَال 20:13–23, حِزْقِيَال 1:14–3, حِزْقِيَال 4:14–5, حِزْقِيَال 6:14–7, حِزْقِيَال 8:14, حِزْقِيَال 9:14–10, حِزْقِيَال 11:14, حِزْقِيَال 12:14–20, حِزْقِيَال 14:14, حِزْقِيَال 21:14, حِزْقِيَال 22:14–23, حِزْقِيَال 1:15–5, حِزْقِيَال 1:15–14:24, حِزْقِيَال 6:15, حِزْقِيَال 7:15, حِزْقِيَال 8:15, حِزْقِيَال 1:16–3, حِزْقِيَال 1:16–63, حِزْقِيَال 4:16–5, حِزْقِيَال 6:16–7, حِزْقِيَال 8:16, حِزْقِيَال 9:16–10, حِزْقِيَال 11:16–14, حِزْقِيَال 15:16–19, حِزْقِيَال 20:16–22, حِزْقِيَال 23:16–25, حِزْقِيَال 26:16–29, حِزْقِيَال 35:16–38, حِزْقِيَال 39:16–43, حِزْقِيَال 44:16–45, حِزْقِيَال 46:16–50, حِزْقِيَال 51:16–52, حِزْقِيَال 53:16–54, حِزْقِيَال 59:16–63, حِزْقِيَال 1:17–24, حِزْقِيَال 3:17–6, حِزْقِيَال 7:17–9, حِزْقِيَال 10:17, حِزْقِيَال 11:17–18, حِزْقِيَال 19:17–21, حِزْقِيَال 22:17–24, حِزْقِيَال 1:18–2, حِزْقِيَال 3:18–4, حِزْقِيَال 5:18–9, حِزْقِيَال 6:18, حِزْقِيَال 7:18, حِزْقِيَال 8:18, حِزْقِيَال 10:18–13, حِزْقِيَال 14:18–18, حِزْقِيَال 21:18–24, حِزْقِيَال 23:18–24, حِزْقِيَال 25:18–29, حِزْقِيَال 30:18–32, حِزْقِيَال 1:19–4, حِزْقِيَال 2:19–4, حِزْقِيَال 5:19–7, حِزْقِيَال 8:19–9, حِزْقِيَال 10:19, حِزْقِيَال 11:19–12, حِزْقِيَال 13:19–14, حِزْقِيَال 1:20–3, حِزْقِيَال 4:20–26, حِزْقِيَال 8:20–21, حِزْقِيَال 23:20, حِزْقِيَال 25:20–26, حِزْقِيَال 26:20, حِزْقِيَال 27:20–31, حِزْقِيَال 32:20–38, حِزْقِيَال 39:20–44, حِزْقِيَال 45:20–49, حِزْقِيَال 46:20, حِزْقِيَال 47:20, حِزْقِيَال 1:21–32, حِزْقِيَال 3:21–5, حِزْقِيَال 6:21–7, حِزْقِيَال 8:21–11, حِزْقِيَال 12:21, حِزْقِيَال 14:21–17, حِزْقِيَال 18:21–20, حِزْقِيَال 21:21, حِزْقِيَال 23:21–24, حِزْقِيَال 25:21–27, حِزْقِيَال 28:21–29, حِزْقِيَال 30:21–32, حِزْقِيَال 1:22–5, حِزْقِيَال 1:22–31, حِزْقِيَال 6:22–12, حِزْقِيَال 7:22, حِزْقِيَال 10:22, حِزْقِيَال 13:22–16, حِزْقِيَال 16:22, حِزْقِيَال 17:22–22, حِزْقِيَال 23:22–24, حِزْقِيَال 25:22–29, حِزْقِيَال 30:22–31, حِزْقِيَال 1:23–49, حِزْقِيَال 2:23, حِزْقِيَال 3:23, حِزْقِيَال 4:23, حِزْقِيَال 5:23–8, حِزْقِيَال 9:23–10, حِزْقِيَال 11:23–18, حِزْقِيَال 19:23–20, حِزْقِيَال 22:23–24, حِزْقِيَال 25:23–29, حِزْقِيَال 31:23–34, حِزْقِيَال 36:23–43, حِزْقِيَال 44:23–49, حِزْقِيَال 1:24–14, حِزْقِيَال 2:24, حِزْقِيَال 3:24, حِزْقِيَال 6:24–8, حِزْقِيَال 9:24–12, حِزْقِيَال 13:24–14, حِزْقِيَال 15:24–17, حِزْقِيَال 20:24–24, حِزْقِيَال 25:24–27, حِزْقِيَال 1:25–32:32, حِزْقِيَال 3:25–7, حِزْقِيَال 8:25–11, حِزْقِيَال 12:25–14, حِزْقِيَال 15:25–17, حِزْقِيَال 1:26, حِزْقِيَال 1:26–19:28, حِزْقِيَال 2:26, حِزْقِيَال 3:26–6, حِزْقِيَال 7:26–11, حِزْقِيَال 12:26–14, حِزْقِيَال 15:26–16, حِزْقِيَال 17:26–18, حِزْقِيَال 19:26–21, حِزْقِيَال 1:27–36, حِزْقِيَال 4:27–7, حِزْقِيَال 7:27, حِزْقِيَال 8:27–9, حِزْقِيَال 8:27–11, حِزْقِيَال 10:27, حِزْقِيَال 11:27, حِزْقِيَال 12:27, حِزْقِيَال 12:27–25, حِزْقِيَال 13:27–14, حِزْقِيَال 15:27, حِزْقِيَال 17:27, حِزْقِيَال 18:27, حِزْقِيَال 19:27, حِزْقِيَال 20:27–21, حِزْقِيَال 22:27, حِزْقِيَال 23:27, حِزْقِيَال 26:27, حِزْقِيَال 36:27, حِزْقِيَال 1:28–19, حِزْقِيَال 3:28–5, حِزْقِيَال 6:28–7, حِزْقِيَال 8:28, حِزْقِيَال 10:28, حِزْقِيَال 12:28–19, حِزْقِيَال 13:28–14, حِزْقِيَال 15:28–18, حِزْقِيَال 18:28–19, حِزْقِيَال 20:28–24, حِزْقِيَال 22:28–23, حِزْقِيَال 25:28–26, حِزْقِيَال 1:29, حِزْقِيَال 1:29–32:32, حزقيال 29: 3–16, حِزْقِيَال 4:29–5, حِزْقِيَال 6:29–7, حِزْقِيَال 8:29–13, حِزْقِيَال 14:29–16, حِزْقِيَال 17:29–21, حِزْقِيَال 18:29–20, حِزْقِيَال 21:29, حِزْقِيَال 1:30–19, حِزْقِيَال 6:30–7, حِزْقِيَال 12:30, حِزْقِيَال 13:30–14, حِزْقِيَال 14:30, حِزْقِيَال 15:30, حِزْقِيَال 17:30, حِزْقِيَال 18:30, حِزْقِيَال 19:30, حِزْقِيَال 20:30–26أ, حِزْقِيَال 20:30–26ب, حِزْقِيَال 21:30–23, حِزْقِيَال 24:30–26, حِزْقِيَال 1:31–18, حِزْقِيَال 2:31–4, حِزْقِيَال 6:31, حِزْقِيَال 10:31–11, حِزْقِيَال 12:31–14, حِزْقِيَال 15:31, حِزْقِيَال 16:31–17, حِزْقِيَال 18:31, حِزْقِيَال 1:32, حِزْقِيَال 2:32–3, حِزْقِيَال 4:32–6, حِزْقِيَال 7:32–8, حِزْقِيَال 9:32–10, حِزْقِيَال 11:32–12, حِزْقِيَال 14:32, حِزْقِيَال 15:31–16, حِزْقِيَال 17:32–32, حِزْقِيَال 18:32–20, حِزْقِيَال 21:32–30, حِزْقِيَال 31:32–32, حِزْقِيَال 1:33–35:48, حِزْقِيَال 2:33–4, حِزْقِيَال 5:33–9, حِزْقِيَال 10:33–11, حِزْقِيَال 12:33–16, حِزْقِيَال 17:33–20, حِزْقِيَال 21:33, حِزْقِيَال 22:33, حِزْقِيَال 23:33–36, حِزْقِيَال 23:33–33, حِزْقِيَال 27:33–29, حِزْقِيَال 30:33–33, حزقيال 1:34–24, حزقيال 1:34–28:37, حِزْقِيَال 2:34–6, حزقيال 7:34–11, حزقيال 12:34–16, حزقيال 17:34–19, حزقيال 20:34–22, حزقيال 23:34–24, حِزْقِيَال 25:34–26, حِزْقِيَال 27:34–31, حِزْقِيَال 1:35–15, حِزْقِيَال 5:35–10, حِزْقِيَال 13:35–15, حِزْقِيَال 1:36–15, حِزْقِيَال 2:36, حِزْقِيَال 6:36–7, حِزْقِيَال 8:36–11, حِزْقِيَال 12:36–13, حزقيال 16:36–38, حِزْقِيَال 17:36, حِزْقِيَال 18:36, حِزْقِيَال 20:36, حزقيال 21:36–24, حزقيال 25:36, حزقيال 26:36, حزقيال 27:36–28, حِزْقِيَال 29:36–32, حِزْقِيَال 35:36–38, حِزْقِيَال 1:37–14, حِزْقِيَال 2:37, حِزْقِيَال 3:37, حِزْقِيَال 4:37–6, حِزْقِيَال 7:37–8, حِزْقِيَال 9:37–10, حِزْقِيَال 11:37–14, حِزْقِيَال 14:37, حِزْقِيَال 15:37–28, حِزْقِيَال 19:37, حِزْقِيَال 20:37–25, حِزْقِيَال 25:37–28, حِزْقِيَال 1:38–6, حِزْقِيَال 1:38–29:39, حِزْقِيَال 4:38, حِزْقِيَال 8:38, حِزْقِيَال 9:38, حِزْقِيَال 10:38, حِزْقِيَال 13:38, حِزْقِيَال 14:38–16, حِزْقِيَال 17:38, حِزْقِيَال 18:38–20, حِزْقِيَال ٢١:٣٨–٢٣, حِزْقِيَال 2:39, حِزْقِيَال 3:39–4, حِزْقِيَال 5:39–6, حِزْقِيَال 7:39–8, حِزْقِيَال 9:39–10, حِزْقِيَال 11:39, حِزْقِيَال 12:39–16, حِزْقِيَال 17:39, حِزْقِيَال 18:39–20, حِزْقِيَال 21:39–24, حِزْقِيَال 25:39–29, حِزْقِيَال 1:40–24:46, حِزْقِيَال 1:40–35:48, حِزْقِيَال 2:40, حِزْقِيَال 3:40, حِزْقِيَال 5:40, حِزْقِيَال 5:40–16, حِزْقِيَال 7:40, حِزْقِيَال 16:40, حِزْقِيَال 17:40–19, حِزْقِيَال 20:40–27, حِزْقِيَال 22:40, حِزْقِيَال 28:40–34, حِزْقِيَال 35:40–37, حِزْقِيَال 38:40–43, حِزْقِيَال 43:40, حِزْقِيَال 46:40, حِزْقِيَال 47:40, حِزْقِيَال 48:40–3:41, حِزْقِيَال 49:40, حِزْقِيَال 1:41–2, حِزْقِيَال 3:41–4, حِزْقِيَال 5:41–26, حِزْقِيَال 15:41–20, حِزْقِيَال 22:41, حِزْقِيَال 1:42, حِزْقِيَال 3:42–12, حِزْقِيَال 13:42–14, حِزْقِيَال 16:42–20, حِزْقِيَال 1:43–4, حِزْقِيَال 5:43–7, حِزْقِيَال 7:43–9, حِزْقِيَال 10:43–11, حِزْقِيَال 12:43, حِزْقِيَال 13:43–16, حِزْقِيَال 17:43, حِزْقِيَال 18:43–21, حِزْقِيَال 25:43, حِزْقِيَال 26:43–27, حِزْقِيَال 1:44–13, حِزْقِيَال 2:44, حِزْقِيَال 3:44, حِزْقِيَال 6:44–8, حِزْقِيَال 9:44, حِزْقِيَال 10:44, حِزْقِيَال 12:44–14, حِزْقِيَال 15:44–16, حِزْقِيَال 17:44–19, حِزْقِيَال 20:44–27, حِزْقِيَال 28:44–30, حِزْقِيَال 31:44, حِزْقِيَال 1:45–8, حِزْقِيَال 3:45–4, حِزْقِيَال 5:45–6, حِزْقِيَال 7:45, حِزْقِيَال 8:45–9, حِزْقِيَال 10:45–12, حِزْقِيَال 13:45–17, حِزْقِيَال 21:45–25, حِزْقِيَال 1:46, حِزْقِيَال 1:46–15, حِزْقِيَال 2:46, حِزْقِيَال 3:46, حِزْقِيَال 9:46–10, حِزْقِيَال 12:46, حِزْقِيَال 16:46–18, حِزْقِيَال 19:46–24, حِزْقِيَال 1:47, حِزْقِيَال 1:47–12, حِزْقِيَال 3:47–5, حِزْقِيَال 6:47–9, حِزْقِيَال 10:47, حِزْقِيَال 11:47, حِزْقِيَال 12:47, حِزْقِيَال 13:47–35:48, حِزْقِيَال 15:47–20, حِزْقِيَال 21:47–23, حِزْقِيَال 1:48–8, حِزْقِيَال 9:48–14, حِزْقِيَال 15:48–20, حِزْقِيَال 21:48–29, حِزْقِيَال 30:48–31, حِزْقِيَال 32:48–34, حِزْقِيَال 35:48</w:t>
       </w:r>
       <w:r>
         <w:rPr>

--- a/arb/docx/26.content.docx
+++ b/arb/docx/26.content.docx
@@ -163,21 +163,6 @@
           <w:lang w:val="ar_AE" w:bidi="ar_AE"/>
         </w:rPr>
         <w:t>EZK</w:t>
-      </w:r>
-      <w:r>
-        <w:rPr>
-          <w:lang w:val="ar_AE" w:bidi="ar_AE"/>
-        </w:rPr>
-      </w:r>
-    </w:p>
-    <w:p>
-      <w:pPr>
-        <w:bidi/>
-      </w:pPr>
-      <w:r>
-        <w:rPr>
-          <w:lang w:val="ar_AE" w:bidi="ar_AE"/>
-        </w:rPr>
       </w:r>
       <w:r>
         <w:rPr>

--- a/arb/docx/26.content.docx
+++ b/arb/docx/26.content.docx
@@ -22,7 +22,7 @@
         <w:rPr>
           <w:lang w:val="ar_AE" w:bidi="ar_AE"/>
         </w:rPr>
-        <w:t>Resource: ملاحظات الدراسة (تينديل)</w:t>
+        <w:t>Resource: Tyndale Open Study Notes</w:t>
       </w:r>
       <w:r>
         <w:rPr>
@@ -122,7 +122,7 @@
         <w:rPr>
           <w:lang w:val="ar_AE" w:bidi="ar_AE"/>
         </w:rPr>
-        <w:t>ملاحظات الدراسة (تينديل)</w:t>
+        <w:t>Tyndale Open Study Notes</w:t>
       </w:r>
     </w:p>
     <w:p>

--- a/arb/docx/26.content.docx
+++ b/arb/docx/26.content.docx
@@ -22,7 +22,7 @@
         <w:rPr>
           <w:lang w:val="ar_AE" w:bidi="ar_AE"/>
         </w:rPr>
-        <w:t>Resource: Tyndale Open Study Notes</w:t>
+        <w:t>Resource: Aquifer Open Study Notes</w:t>
       </w:r>
       <w:r>
         <w:rPr>
@@ -122,7 +122,7 @@
         <w:rPr>
           <w:lang w:val="ar_AE" w:bidi="ar_AE"/>
         </w:rPr>
-        <w:t>Tyndale Open Study Notes</w:t>
+        <w:t>Aquifer Open Study Notes</w:t>
       </w:r>
     </w:p>
     <w:p>
